--- a/Lila_Elsayah_Unit1_Asg1.docx
+++ b/Lila_Elsayah_Unit1_Asg1.docx
@@ -22,40 +22,7 @@
           <w:sz w:val="28"/>
           <w:szCs w:val="28"/>
         </w:rPr>
-        <w:t xml:space="preserve">Exercise </w:t>
-      </w:r>
-      <w:r>
-        <w:rPr>
-          <w:rFonts w:ascii="Times New Roman" w:hAnsi="Times New Roman" w:cs="Times New Roman"/>
-          <w:b/>
-          <w:bCs/>
-          <w:color w:val="0070C0"/>
-          <w:sz w:val="28"/>
-          <w:szCs w:val="28"/>
-        </w:rPr>
-        <w:t>1</w:t>
-      </w:r>
-      <w:r>
-        <w:rPr>
-          <w:rFonts w:ascii="Times New Roman" w:hAnsi="Times New Roman" w:cs="Times New Roman"/>
-          <w:b/>
-          <w:bCs/>
-          <w:color w:val="0070C0"/>
-          <w:sz w:val="28"/>
-          <w:szCs w:val="28"/>
-        </w:rPr>
-        <w:t xml:space="preserve">: </w:t>
-      </w:r>
-      <w:r>
-        <w:rPr>
-          <w:rFonts w:ascii="Times New Roman" w:hAnsi="Times New Roman" w:cs="Times New Roman"/>
-          <w:b/>
-          <w:bCs/>
-          <w:color w:val="0070C0"/>
-          <w:sz w:val="28"/>
-          <w:szCs w:val="28"/>
-        </w:rPr>
-        <w:t>Data Entry Form</w:t>
+        <w:t>Exercise 1: Data Entry Form</w:t>
       </w:r>
     </w:p>
     <w:p>
@@ -612,6 +579,8 @@
       <w:pPr>
         <w:rPr>
           <w:rFonts w:ascii="Times New Roman" w:hAnsi="Times New Roman" w:cs="Times New Roman"/>
+          <w:b/>
+          <w:bCs/>
           <w:color w:val="000000" w:themeColor="text1"/>
           <w:sz w:val="22"/>
           <w:szCs w:val="22"/>
@@ -620,6 +589,8 @@
       <w:r>
         <w:rPr>
           <w:rFonts w:ascii="Times New Roman" w:hAnsi="Times New Roman" w:cs="Times New Roman"/>
+          <w:b/>
+          <w:bCs/>
           <w:color w:val="000000" w:themeColor="text1"/>
           <w:sz w:val="22"/>
           <w:szCs w:val="22"/>
@@ -631,6 +602,8 @@
       <w:r>
         <w:rPr>
           <w:rFonts w:ascii="Times New Roman" w:hAnsi="Times New Roman" w:cs="Times New Roman"/>
+          <w:b/>
+          <w:bCs/>
           <w:color w:val="000000" w:themeColor="text1"/>
           <w:sz w:val="22"/>
           <w:szCs w:val="22"/>
@@ -641,6 +614,8 @@
       <w:r>
         <w:rPr>
           <w:rFonts w:ascii="Times New Roman" w:hAnsi="Times New Roman" w:cs="Times New Roman"/>
+          <w:b/>
+          <w:bCs/>
           <w:color w:val="000000" w:themeColor="text1"/>
           <w:sz w:val="22"/>
           <w:szCs w:val="22"/>
@@ -650,6 +625,8 @@
       <w:r>
         <w:rPr>
           <w:rFonts w:ascii="Times New Roman" w:hAnsi="Times New Roman" w:cs="Times New Roman"/>
+          <w:b/>
+          <w:bCs/>
           <w:color w:val="000000" w:themeColor="text1"/>
           <w:sz w:val="22"/>
           <w:szCs w:val="22"/>
